--- a/project/report/Project_Documentation.docx
+++ b/project/report/Project_Documentation.docx
@@ -36,25 +36,7 @@
           <w:sz w:val="48"/>
           <w:szCs w:val="48"/>
         </w:rPr>
-        <w:t>EEG-Based Eye State Classification Using Machine Learning</w:t>
-      </w:r>
-      <w:r>
-        <w:rPr>
-          <w:rFonts w:eastAsia="Aptos" w:cs="Aptos"/>
-          <w:color w:val="000000" w:themeColor="text1"/>
-          <w:sz w:val="48"/>
-          <w:szCs w:val="48"/>
-        </w:rPr>
-        <w:t xml:space="preserve"> and </w:t>
-      </w:r>
-      <w:r>
-        <w:rPr>
-          <w:rFonts w:eastAsia="Aptos" w:cs="Aptos"/>
-          <w:color w:val="000000" w:themeColor="text1"/>
-          <w:sz w:val="48"/>
-          <w:szCs w:val="48"/>
-        </w:rPr>
-        <w:t>Cognitive State Monitoring</w:t>
+        <w:t>EEG-Based Eye State Classification Using Machine Learning and Cognitive State Monitoring</w:t>
       </w:r>
     </w:p>
     <w:p>
@@ -3564,19 +3546,7 @@
         <w:rPr>
           <w:rFonts w:ascii="Cambria" w:hAnsi="Cambria"/>
         </w:rPr>
-        <w:t>From an application perspective, reliable eye-state detection can contribute to cognitive-state monitoring (attention, fatigue), neurofeedback systems, driver drowsiness and sleep onset analysis, and human</w:t>
-      </w:r>
-      <w:r>
-        <w:rPr>
-          <w:rFonts w:ascii="Cambria" w:hAnsi="Cambria"/>
-        </w:rPr>
-        <w:t xml:space="preserve"> </w:t>
-      </w:r>
-      <w:r>
-        <w:rPr>
-          <w:rFonts w:ascii="Cambria" w:hAnsi="Cambria"/>
-        </w:rPr>
-        <w:t xml:space="preserve">computer interaction, where eye closure patterns may indicate rest or disengagement. </w:t>
+        <w:t xml:space="preserve">From an application perspective, reliable eye-state detection can contribute to cognitive-state monitoring (attention, fatigue), neurofeedback systems, driver drowsiness and sleep onset analysis, and human computer interaction, where eye closure patterns may indicate rest or disengagement. </w:t>
       </w:r>
     </w:p>
     <w:p>
@@ -3662,15 +3632,7 @@
         </w:numPr>
       </w:pPr>
       <w:r>
-        <w:t xml:space="preserve">Apply preprocessing steps such as normalization/scaling and (if needed) feature selection or extraction </w:t>
-      </w:r>
-      <w:proofErr w:type="gramStart"/>
-      <w:r>
-        <w:t>in order to</w:t>
-      </w:r>
-      <w:proofErr w:type="gramEnd"/>
-      <w:r>
-        <w:t xml:space="preserve"> improve model stability and performance. </w:t>
+        <w:t xml:space="preserve">Apply preprocessing steps such as normalization/scaling and (if needed) feature selection or extraction in order to improve model stability and performance. </w:t>
       </w:r>
     </w:p>
     <w:p>
@@ -5364,10 +5326,7 @@
         <w:t xml:space="preserve"> </w:t>
       </w:r>
       <w:r>
-        <w:t>closed intervals.</w:t>
-      </w:r>
-      <w:r>
-        <w:t xml:space="preserve"> </w:t>
+        <w:t xml:space="preserve">closed intervals. </w:t>
       </w:r>
       <w:r>
         <w:t xml:space="preserve"> </w:t>
@@ -5841,18 +5800,10 @@
       <w:bookmarkStart w:id="13" w:name="_Toc221830163"/>
       <w:r>
         <w:lastRenderedPageBreak/>
-        <w:t xml:space="preserve">System </w:t>
-      </w:r>
-      <w:proofErr w:type="gramStart"/>
-      <w:r>
-        <w:t xml:space="preserve">modeling  </w:t>
-      </w:r>
-      <w:r>
-        <w:t>and</w:t>
-      </w:r>
-      <w:proofErr w:type="gramEnd"/>
-      <w:r>
-        <w:t xml:space="preserve"> training</w:t>
+        <w:t xml:space="preserve">System modeling  </w:t>
+      </w:r>
+      <w:r>
+        <w:t>and training</w:t>
       </w:r>
       <w:bookmarkEnd w:id="13"/>
     </w:p>
@@ -5881,10 +5832,7 @@
         <w:t xml:space="preserve"> </w:t>
       </w:r>
       <w:r>
-        <w:t>test splitting.</w:t>
-      </w:r>
-      <w:r>
-        <w:t xml:space="preserve"> </w:t>
+        <w:t xml:space="preserve">test splitting. </w:t>
       </w:r>
     </w:p>
     <w:p>
@@ -6423,25 +6371,7 @@
         <w:rPr>
           <w:rFonts w:ascii="Cambria" w:hAnsi="Cambria"/>
         </w:rPr>
-        <w:t>were constructed.</w:t>
-      </w:r>
-      <w:r>
-        <w:rPr>
-          <w:rFonts w:ascii="Cambria" w:hAnsi="Cambria"/>
-        </w:rPr>
-        <w:t xml:space="preserve"> </w:t>
-      </w:r>
-      <w:r>
-        <w:rPr>
-          <w:rFonts w:ascii="Cambria" w:hAnsi="Cambria"/>
-        </w:rPr>
-        <w:t>The resulting feature matrix had the shape:</w:t>
-      </w:r>
-      <w:r>
-        <w:rPr>
-          <w:rFonts w:ascii="Cambria" w:hAnsi="Cambria"/>
-        </w:rPr>
-        <w:t xml:space="preserve"> </w:t>
+        <w:t xml:space="preserve">were constructed. The resulting feature matrix had the shape: </w:t>
       </w:r>
     </w:p>
     <w:p>
@@ -6743,6 +6673,9 @@
             </m:den>
           </m:f>
           <m:r>
+            <m:rPr>
+              <m:sty m:val="p"/>
+            </m:rPr>
             <w:rPr>
               <w:rFonts w:ascii="Cambria" w:hAnsi="Cambria"/>
             </w:rPr>
@@ -7529,19 +7462,7 @@
         <w:rPr>
           <w:rFonts w:ascii="Cambria" w:hAnsi="Cambria"/>
         </w:rPr>
-        <w:t xml:space="preserve">The performance comparison is shown in Figure </w:t>
-      </w:r>
-      <w:r>
-        <w:rPr>
-          <w:rFonts w:ascii="Cambria" w:hAnsi="Cambria"/>
-        </w:rPr>
-        <w:t>5.1</w:t>
-      </w:r>
-      <w:r>
-        <w:rPr>
-          <w:rFonts w:ascii="Cambria" w:hAnsi="Cambria"/>
-        </w:rPr>
-        <w:t>.</w:t>
+        <w:t>The performance comparison is shown in Figure 5.1.</w:t>
       </w:r>
     </w:p>
     <w:p>
@@ -7821,13 +7742,7 @@
         <w:rPr>
           <w:rFonts w:ascii="Cambria" w:hAnsi="Cambria"/>
         </w:rPr>
-        <w:t xml:space="preserve">Confusion matrices for all models are presented in Figure </w:t>
-      </w:r>
-      <w:r>
-        <w:rPr>
-          <w:rFonts w:ascii="Cambria" w:hAnsi="Cambria"/>
-        </w:rPr>
-        <w:t>5.2.</w:t>
+        <w:t>Confusion matrices for all models are presented in Figure 5.2.</w:t>
       </w:r>
     </w:p>
     <w:p>
@@ -8021,7 +7936,7 @@
           <w:szCs w:val="20"/>
           <w:lang w:val="ro-RO"/>
         </w:rPr>
-        <w:t>5.</w:t>
+        <w:t>5.2</w:t>
       </w:r>
       <w:r>
         <w:rPr>
@@ -8032,7 +7947,7 @@
           <w:szCs w:val="20"/>
           <w:lang w:val="ro-RO"/>
         </w:rPr>
-        <w:t>2</w:t>
+        <w:t xml:space="preserve">. </w:t>
       </w:r>
       <w:r>
         <w:rPr>
@@ -8043,17 +7958,6 @@
           <w:szCs w:val="20"/>
           <w:lang w:val="ro-RO"/>
         </w:rPr>
-        <w:t xml:space="preserve">. </w:t>
-      </w:r>
-      <w:r>
-        <w:rPr>
-          <w:i/>
-          <w:iCs/>
-          <w:noProof/>
-          <w:sz w:val="20"/>
-          <w:szCs w:val="20"/>
-          <w:lang w:val="ro-RO"/>
-        </w:rPr>
         <w:t>Confusion Matrices on all models</w:t>
       </w:r>
     </w:p>
@@ -8079,16 +7983,7 @@
           <w:sz w:val="28"/>
           <w:szCs w:val="28"/>
         </w:rPr>
-        <w:t xml:space="preserve">4.9 </w:t>
-      </w:r>
-      <w:r>
-        <w:rPr>
-          <w:b/>
-          <w:bCs/>
-          <w:sz w:val="28"/>
-          <w:szCs w:val="28"/>
-        </w:rPr>
-        <w:t>ROC Curve Analysis</w:t>
+        <w:t>4.9 ROC Curve Analysis</w:t>
       </w:r>
       <w:bookmarkEnd w:id="27"/>
     </w:p>
@@ -8104,19 +7999,7 @@
         <w:rPr>
           <w:rFonts w:ascii="Cambria" w:hAnsi="Cambria"/>
         </w:rPr>
-        <w:t xml:space="preserve">Figure </w:t>
-      </w:r>
-      <w:r>
-        <w:rPr>
-          <w:rFonts w:ascii="Cambria" w:hAnsi="Cambria"/>
-        </w:rPr>
-        <w:t>5.3</w:t>
-      </w:r>
-      <w:r>
-        <w:rPr>
-          <w:rFonts w:ascii="Cambria" w:hAnsi="Cambria"/>
-        </w:rPr>
-        <w:t xml:space="preserve"> presents ROC curves for all models.</w:t>
+        <w:t>Figure 5.3 presents ROC curves for all models.</w:t>
       </w:r>
     </w:p>
     <w:p>
@@ -8324,7 +8207,7 @@
           <w:szCs w:val="20"/>
           <w:lang w:val="ro-RO"/>
         </w:rPr>
-        <w:t>5</w:t>
+        <w:t>5.3</w:t>
       </w:r>
       <w:r>
         <w:rPr>
@@ -8335,7 +8218,7 @@
           <w:szCs w:val="20"/>
           <w:lang w:val="ro-RO"/>
         </w:rPr>
-        <w:t>.3</w:t>
+        <w:t xml:space="preserve">. </w:t>
       </w:r>
       <w:r>
         <w:rPr>
@@ -8346,40 +8229,7 @@
           <w:szCs w:val="20"/>
           <w:lang w:val="ro-RO"/>
         </w:rPr>
-        <w:t xml:space="preserve">. </w:t>
-      </w:r>
-      <w:r>
-        <w:rPr>
-          <w:i/>
-          <w:iCs/>
-          <w:noProof/>
-          <w:sz w:val="20"/>
-          <w:szCs w:val="20"/>
-          <w:lang w:val="ro-RO"/>
-        </w:rPr>
-        <w:t>ROC Curve</w:t>
-      </w:r>
-      <w:r>
-        <w:rPr>
-          <w:i/>
-          <w:iCs/>
-          <w:noProof/>
-          <w:sz w:val="20"/>
-          <w:szCs w:val="20"/>
-          <w:lang w:val="ro-RO"/>
-        </w:rPr>
-        <w:t>s</w:t>
-      </w:r>
-      <w:r>
-        <w:rPr>
-          <w:i/>
-          <w:iCs/>
-          <w:noProof/>
-          <w:sz w:val="20"/>
-          <w:szCs w:val="20"/>
-          <w:lang w:val="ro-RO"/>
-        </w:rPr>
-        <w:t xml:space="preserve"> for all models</w:t>
+        <w:t>ROC Curves for all models</w:t>
       </w:r>
     </w:p>
     <w:p>
@@ -8640,18 +8490,7 @@
           <w:szCs w:val="20"/>
           <w:lang w:val="ro-RO"/>
         </w:rPr>
-        <w:t>5.</w:t>
-      </w:r>
-      <w:r>
-        <w:rPr>
-          <w:i/>
-          <w:iCs/>
-          <w:noProof/>
-          <w:sz w:val="20"/>
-          <w:szCs w:val="20"/>
-          <w:lang w:val="ro-RO"/>
-        </w:rPr>
-        <w:t>4. Top 10 Feature Importances</w:t>
+        <w:t>5.4. Top 10 Feature Importances</w:t>
       </w:r>
     </w:p>
     <w:p>
@@ -9092,7 +8931,13 @@
         <w:rPr>
           <w:lang w:val="ro-RO"/>
         </w:rPr>
-        <w:t>Perfect — I’ll give you concise, well-written concluding paragraphs that directly follow and strengthen your existing Section 5, without repeating everything or adding unnecessary structure.</w:t>
+        <w:t>The cognitive monitoring analysis demonstrates that eye-state classification can be effectively extended beyond simple binary detection toward higher-level behavioral interpretation. The blink detection results show that the system successfully identifies eye-closure events and captures meaningful temporal patterns in blink frequency and duration. The variability observed in blink rate across time windows indicates that the subject’s cognitive state was not static but dynamically fluctuated throughout the recording.</w:t>
+      </w:r>
+      <w:r>
+        <w:rPr>
+          <w:lang w:val="ro-RO"/>
+        </w:rPr>
+        <w:t xml:space="preserve"> (Figure 5.5)</w:t>
       </w:r>
     </w:p>
     <w:p>
@@ -9108,36 +8953,14 @@
         <w:rPr>
           <w:lang w:val="ro-RO"/>
         </w:rPr>
-        <w:t xml:space="preserve">The cognitive monitoring analysis demonstrates that eye-state classification can be effectively extended beyond simple binary detection toward higher-level behavioral interpretation. The blink detection results show that the system successfully identifies eye-closure events and captures meaningful temporal patterns in blink frequency and duration. The variability observed in blink rate across time windows indicates that the </w:t>
+        <w:t xml:space="preserve">The attention score analysis suggests that overall cognitive engagement remained high during most of the recording, with only brief decreases in attention. The generally </w:t>
       </w:r>
       <w:r>
         <w:rPr>
           <w:lang w:val="ro-RO"/>
         </w:rPr>
         <w:lastRenderedPageBreak/>
-        <w:t>subject’s cognitive state was not static but dynamically fluctuated throughout the recording.</w:t>
-      </w:r>
-      <w:r>
-        <w:rPr>
-          <w:lang w:val="ro-RO"/>
-        </w:rPr>
-        <w:t xml:space="preserve"> (Figure 5.5)</w:t>
-      </w:r>
-    </w:p>
-    <w:p>
-      <w:pPr>
-        <w:spacing w:after="160" w:line="259" w:lineRule="auto"/>
-        <w:ind w:firstLine="432"/>
-        <w:jc w:val="left"/>
-        <w:rPr>
-          <w:lang w:val="ro-RO"/>
-        </w:rPr>
-      </w:pPr>
-      <w:r>
-        <w:rPr>
-          <w:lang w:val="ro-RO"/>
-        </w:rPr>
-        <w:t>The attention score analysis suggests that overall cognitive engagement remained high during most of the recording, with only brief decreases in attention. The generally elevated attention levels, combined with a relatively low mean blink rate, are consistent with sustained visual focus. Short attention dips appear to be temporary rather than indicative of prolonged disengagement.</w:t>
+        <w:t>elevated attention levels, combined with a relatively low mean blink rate, are consistent with sustained visual focus. Short attention dips appear to be temporary rather than indicative of prolonged disengagement.</w:t>
       </w:r>
     </w:p>
     <w:p>
@@ -9278,40 +9101,7 @@
           <w:szCs w:val="20"/>
           <w:lang w:val="ro-RO"/>
         </w:rPr>
-        <w:t>5.</w:t>
-      </w:r>
-      <w:r>
-        <w:rPr>
-          <w:i/>
-          <w:iCs/>
-          <w:noProof/>
-          <w:sz w:val="20"/>
-          <w:szCs w:val="20"/>
-          <w:lang w:val="ro-RO"/>
-        </w:rPr>
-        <w:t>5</w:t>
-      </w:r>
-      <w:r>
-        <w:rPr>
-          <w:i/>
-          <w:iCs/>
-          <w:noProof/>
-          <w:sz w:val="20"/>
-          <w:szCs w:val="20"/>
-          <w:lang w:val="ro-RO"/>
-        </w:rPr>
-        <w:t xml:space="preserve">. </w:t>
-      </w:r>
-      <w:r>
-        <w:rPr>
-          <w:i/>
-          <w:iCs/>
-          <w:noProof/>
-          <w:sz w:val="20"/>
-          <w:szCs w:val="20"/>
-          <w:lang w:val="ro-RO"/>
-        </w:rPr>
-        <w:t>Blink Pattern</w:t>
+        <w:t>5.5. Blink Pattern</w:t>
       </w:r>
     </w:p>
     <w:p>
@@ -9433,18 +9223,7 @@
           <w:szCs w:val="20"/>
           <w:lang w:val="ro-RO"/>
         </w:rPr>
-        <w:t>5.</w:t>
-      </w:r>
-      <w:r>
-        <w:rPr>
-          <w:i/>
-          <w:iCs/>
-          <w:noProof/>
-          <w:sz w:val="20"/>
-          <w:szCs w:val="20"/>
-          <w:lang w:val="ro-RO"/>
-        </w:rPr>
-        <w:t>6 Attention and fatigue</w:t>
+        <w:t>5.6 Attention and fatigue</w:t>
       </w:r>
     </w:p>
     <w:p>
@@ -10488,6 +10267,8 @@
 
 <file path=word/header1.xml><?xml version="1.0" encoding="utf-8"?>
 <w:hdr xmlns:wpc="http://schemas.microsoft.com/office/word/2010/wordprocessingCanvas" xmlns:cx="http://schemas.microsoft.com/office/drawing/2014/chartex" xmlns:cx1="http://schemas.microsoft.com/office/drawing/2015/9/8/chartex" xmlns:cx2="http://schemas.microsoft.com/office/drawing/2015/10/21/chartex" xmlns:cx3="http://schemas.microsoft.com/office/drawing/2016/5/9/chartex" xmlns:cx4="http://schemas.microsoft.com/office/drawing/2016/5/10/chartex" xmlns:cx5="http://schemas.microsoft.com/office/drawing/2016/5/11/chartex" xmlns:cx6="http://schemas.microsoft.com/office/drawing/2016/5/12/chartex" xmlns:cx7="http://schemas.microsoft.com/office/drawing/2016/5/13/chartex" xmlns:cx8="http://schemas.microsoft.com/office/drawing/2016/5/14/chartex" xmlns:mc="http://schemas.openxmlformats.org/markup-compatibility/2006" xmlns:aink="http://schemas.microsoft.com/office/drawing/2016/ink" xmlns:am3d="http://schemas.microsoft.com/office/drawing/2017/model3d" xmlns:o="urn:schemas-microsoft-com:office:office" xmlns:oel="http://schemas.microsoft.com/office/2019/extlst" xmlns:r="http://schemas.openxmlformats.org/officeDocument/2006/relationships" xmlns:m="http://schemas.openxmlformats.org/officeDocument/2006/math" xmlns:v="urn:schemas-microsoft-com:vml" xmlns:wp14="http://schemas.microsoft.com/office/word/2010/wordprocessingDrawing" xmlns:wp="http://schemas.openxmlformats.org/drawingml/2006/wordprocessingDrawing" xmlns:w10="urn:schemas-microsoft-com:office:word" xmlns:w="http://schemas.openxmlformats.org/wordprocessingml/2006/main" xmlns:w14="http://schemas.microsoft.com/office/word/2010/wordml" xmlns:w15="http://schemas.microsoft.com/office/word/2012/wordml" xmlns:w16cex="http://schemas.microsoft.com/office/word/2018/wordml/cex" xmlns:w16cid="http://schemas.microsoft.com/office/word/2016/wordml/cid" xmlns:w16="http://schemas.microsoft.com/office/word/2018/wordml" xmlns:w16du="http://schemas.microsoft.com/office/word/2023/wordml/word16du" xmlns:w16sdtdh="http://schemas.microsoft.com/office/word/2020/wordml/sdtdatahash" xmlns:w16sdtfl="http://schemas.microsoft.com/office/word/2024/wordml/sdtformatlock" xmlns:w16se="http://schemas.microsoft.com/office/word/2015/wordml/symex" xmlns:wpg="http://schemas.microsoft.com/office/word/2010/wordprocessingGroup" xmlns:wpi="http://schemas.microsoft.com/office/word/2010/wordprocessingInk" xmlns:wne="http://schemas.microsoft.com/office/word/2006/wordml" xmlns:wps="http://schemas.microsoft.com/office/word/2010/wordprocessingShape" mc:Ignorable="w14 w15 w16se w16cid w16 w16cex w16sdtdh w16sdtfl w16du wp14">
+  <w:bookmarkStart w:id="0" w:name="_Hlk71894125"/>
+  <w:bookmarkStart w:id="1" w:name="_Hlk71894126"/>
   <w:p>
     <w:pPr>
       <w:pStyle w:val="Header"/>
@@ -10500,8 +10281,6 @@
         <w:szCs w:val="20"/>
       </w:rPr>
     </w:pPr>
-    <w:bookmarkStart w:id="0" w:name="_Hlk71894125"/>
-    <w:bookmarkStart w:id="1" w:name="_Hlk71894126"/>
     <w:r>
       <w:rPr>
         <w:rFonts w:asciiTheme="minorHAnsi" w:hAnsiTheme="minorHAnsi"/>
@@ -10866,18 +10645,7 @@
                               <w:sz w:val="20"/>
                               <w:szCs w:val="20"/>
                             </w:rPr>
-                            <w:t xml:space="preserve">FACULTY OF AUTOMATIC CONTROL </w:t>
-                          </w:r>
-                          <w:proofErr w:type="gramStart"/>
-                          <w:r>
-                            <w:rPr>
-                              <w:rFonts w:asciiTheme="minorHAnsi" w:hAnsiTheme="minorHAnsi" w:cstheme="minorHAnsi"/>
-                              <w:b/>
-                              <w:bCs/>
-                              <w:sz w:val="20"/>
-                              <w:szCs w:val="20"/>
-                            </w:rPr>
-                            <w:t xml:space="preserve">AND </w:t>
+                            <w:t xml:space="preserve">FACULTY OF AUTOMATIC CONTROL AND </w:t>
                           </w:r>
                           <w:r>
                             <w:rPr>
@@ -10899,7 +10667,6 @@
                             </w:rPr>
                             <w:t>COMPUTERS</w:t>
                           </w:r>
-                          <w:proofErr w:type="gramEnd"/>
                         </w:p>
                       </w:txbxContent>
                     </wps:txbx>
@@ -11004,7 +10771,7 @@
         <w:rPr>
           <w:noProof/>
         </w:rPr>
-        <w:t>Bibliography</w:t>
+        <w:t>Cognitive State Monitoring</w:t>
       </w:r>
     </w:fldSimple>
   </w:p>
@@ -17627,15 +17394,6 @@
   </w:num>
   <w:num w:numId="20" w16cid:durableId="1217357777">
     <w:abstractNumId w:val="23"/>
-    <w:lvlOverride w:ilvl="0"/>
-    <w:lvlOverride w:ilvl="1"/>
-    <w:lvlOverride w:ilvl="2"/>
-    <w:lvlOverride w:ilvl="3"/>
-    <w:lvlOverride w:ilvl="4"/>
-    <w:lvlOverride w:ilvl="5"/>
-    <w:lvlOverride w:ilvl="6"/>
-    <w:lvlOverride w:ilvl="7"/>
-    <w:lvlOverride w:ilvl="8"/>
   </w:num>
   <w:num w:numId="21" w16cid:durableId="2040273392">
     <w:abstractNumId w:val="34"/>
@@ -18388,6 +18146,7 @@
   <w:style w:type="character" w:default="1" w:styleId="DefaultParagraphFont">
     <w:name w:val="Default Paragraph Font"/>
     <w:uiPriority w:val="1"/>
+    <w:semiHidden/>
     <w:unhideWhenUsed/>
   </w:style>
   <w:style w:type="table" w:default="1" w:styleId="TableNormal">
@@ -19444,6 +19203,93 @@
 </file>
 
 <file path=customXml/item1.xml><?xml version="1.0" encoding="utf-8"?>
+<b:Sources xmlns:b="http://schemas.openxmlformats.org/officeDocument/2006/bibliography" xmlns="http://schemas.openxmlformats.org/officeDocument/2006/bibliography" SelectedStyle="\IEEE2006OfficeOnline.xsl" StyleName="IEEE" Version="2006">
+  <b:Source>
+    <b:Tag>Han89</b:Tag>
+    <b:SourceType>BookSection</b:SourceType>
+    <b:Guid>{6632316E-1591-42FE-A03C-20AE01C9B72A}</b:Guid>
+    <b:Author>
+      <b:Author>
+        <b:NameList>
+          <b:Person>
+            <b:Last>Nume</b:Last>
+            <b:First>Prenume</b:First>
+          </b:Person>
+        </b:NameList>
+      </b:Author>
+    </b:Author>
+    <b:Title>Titlul capitolului</b:Title>
+    <b:Year>2016</b:Year>
+    <b:City>Oras</b:City>
+    <b:Publisher>Editura</b:Publisher>
+    <b:BookTitle>Titlul cartii</b:BookTitle>
+    <b:Pages>1-24</b:Pages>
+    <b:RefOrder>1</b:RefOrder>
+  </b:Source>
+  <b:Source>
+    <b:Tag>Aut16</b:Tag>
+    <b:SourceType>JournalArticle</b:SourceType>
+    <b:Guid>{3D2C6541-2CF7-4B58-ACD3-6CB3E32E586B}</b:Guid>
+    <b:Title>Titlul articolului</b:Title>
+    <b:Year>2016</b:Year>
+    <b:Author>
+      <b:Author>
+        <b:NameList>
+          <b:Person>
+            <b:Last>Nume</b:Last>
+            <b:First>Prenume</b:First>
+          </b:Person>
+        </b:NameList>
+      </b:Author>
+    </b:Author>
+    <b:JournalName>Titlul revistei</b:JournalName>
+    <b:Pages>22-30</b:Pages>
+    <b:Volume>1</b:Volume>
+    <b:Issue>2</b:Issue>
+    <b:RefOrder>2</b:RefOrder>
+  </b:Source>
+  <b:Source>
+    <b:Tag>Num15</b:Tag>
+    <b:SourceType>ConferenceProceedings</b:SourceType>
+    <b:Guid>{98AD4B7B-1393-4055-80C1-705B654A2933}</b:Guid>
+    <b:Title>Titlul articolului</b:Title>
+    <b:Year>2015</b:Year>
+    <b:City>Oras</b:City>
+    <b:Author>
+      <b:Author>
+        <b:NameList>
+          <b:Person>
+            <b:Last>Nume</b:Last>
+            <b:First>Prenume</b:First>
+          </b:Person>
+        </b:NameList>
+      </b:Author>
+    </b:Author>
+    <b:ConferenceName>Numele conferintei</b:ConferenceName>
+    <b:RefOrder>3</b:RefOrder>
+  </b:Source>
+  <b:Source>
+    <b:Tag>Ins</b:Tag>
+    <b:SourceType>DocumentFromInternetSite</b:SourceType>
+    <b:Guid>{1F11F5FD-7E01-4C07-820A-0F4C17A4F155}</b:Guid>
+    <b:Title>IEEE Citation Reference</b:Title>
+    <b:URL>https://www.ieee.org/documents/ieeecitationref.pdf</b:URL>
+    <b:Year>2009</b:Year>
+    <b:RefOrder>4</b:RefOrder>
+  </b:Source>
+  <b:Source>
+    <b:Tag>IEE16</b:Tag>
+    <b:SourceType>DocumentFromInternetSite</b:SourceType>
+    <b:Guid>{97BD57D2-11B8-447F-901E-4E8088220F75}</b:Guid>
+    <b:Title>IEEE Editorial Style Manual</b:Title>
+    <b:Year>2016</b:Year>
+    <b:URL>https://www.ieee.org/documents/style_manual.pdf</b:URL>
+    <b:RefOrder>5</b:RefOrder>
+  </b:Source>
+</b:Sources>
+</file>
+
+<file path=customXml/item2.xml><?xml version="1.0" encoding="utf-8"?>
 <ct:contentTypeSchema xmlns:ct="http://schemas.microsoft.com/office/2006/metadata/contentType" xmlns:ma="http://schemas.microsoft.com/office/2006/metadata/properties/metaAttributes" ct:_="" ma:_="" ma:contentTypeName="Document" ma:contentTypeID="0x010100E4DE2CC379442A4D8483D9D7B1BA3E35" ma:contentTypeVersion="0" ma:contentTypeDescription="Create a new document." ma:contentTypeScope="" ma:versionID="80d5139aed6e7640542500ad3d2d7bef">
   <xsd:schema xmlns:xsd="http://www.w3.org/2001/XMLSchema" xmlns:xs="http://www.w3.org/2001/XMLSchema" xmlns:p="http://schemas.microsoft.com/office/2006/metadata/properties" targetNamespace="http://schemas.microsoft.com/office/2006/metadata/properties" ma:root="true" ma:fieldsID="b764bea3eb9b1a5be8fd57fac5fb459b">
     <xsd:element name="properties">
@@ -19557,94 +19403,13 @@
 </ct:contentTypeSchema>
 </file>
 
-<file path=customXml/item2.xml><?xml version="1.0" encoding="utf-8"?>
-<b:Sources xmlns:b="http://schemas.openxmlformats.org/officeDocument/2006/bibliography" xmlns="http://schemas.openxmlformats.org/officeDocument/2006/bibliography" SelectedStyle="\IEEE2006OfficeOnline.xsl" StyleName="IEEE" Version="2006">
-  <b:Source>
-    <b:Tag>Han89</b:Tag>
-    <b:SourceType>BookSection</b:SourceType>
-    <b:Guid>{6632316E-1591-42FE-A03C-20AE01C9B72A}</b:Guid>
-    <b:Author>
-      <b:Author>
-        <b:NameList>
-          <b:Person>
-            <b:Last>Nume</b:Last>
-            <b:First>Prenume</b:First>
-          </b:Person>
-        </b:NameList>
-      </b:Author>
-    </b:Author>
-    <b:Title>Titlul capitolului</b:Title>
-    <b:Year>2016</b:Year>
-    <b:City>Oras</b:City>
-    <b:Publisher>Editura</b:Publisher>
-    <b:BookTitle>Titlul cartii</b:BookTitle>
-    <b:Pages>1-24</b:Pages>
-    <b:RefOrder>1</b:RefOrder>
-  </b:Source>
-  <b:Source>
-    <b:Tag>Aut16</b:Tag>
-    <b:SourceType>JournalArticle</b:SourceType>
-    <b:Guid>{3D2C6541-2CF7-4B58-ACD3-6CB3E32E586B}</b:Guid>
-    <b:Title>Titlul articolului</b:Title>
-    <b:Year>2016</b:Year>
-    <b:Author>
-      <b:Author>
-        <b:NameList>
-          <b:Person>
-            <b:Last>Nume</b:Last>
-            <b:First>Prenume</b:First>
-          </b:Person>
-        </b:NameList>
-      </b:Author>
-    </b:Author>
-    <b:JournalName>Titlul revistei</b:JournalName>
-    <b:Pages>22-30</b:Pages>
-    <b:Volume>1</b:Volume>
-    <b:Issue>2</b:Issue>
-    <b:RefOrder>2</b:RefOrder>
-  </b:Source>
-  <b:Source>
-    <b:Tag>Num15</b:Tag>
-    <b:SourceType>ConferenceProceedings</b:SourceType>
-    <b:Guid>{98AD4B7B-1393-4055-80C1-705B654A2933}</b:Guid>
-    <b:Title>Titlul articolului</b:Title>
-    <b:Year>2015</b:Year>
-    <b:City>Oras</b:City>
-    <b:Author>
-      <b:Author>
-        <b:NameList>
-          <b:Person>
-            <b:Last>Nume</b:Last>
-            <b:First>Prenume</b:First>
-          </b:Person>
-        </b:NameList>
-      </b:Author>
-    </b:Author>
-    <b:ConferenceName>Numele conferintei</b:ConferenceName>
-    <b:RefOrder>3</b:RefOrder>
-  </b:Source>
-  <b:Source>
-    <b:Tag>Ins</b:Tag>
-    <b:SourceType>DocumentFromInternetSite</b:SourceType>
-    <b:Guid>{1F11F5FD-7E01-4C07-820A-0F4C17A4F155}</b:Guid>
-    <b:Title>IEEE Citation Reference</b:Title>
-    <b:URL>https://www.ieee.org/documents/ieeecitationref.pdf</b:URL>
-    <b:Year>2009</b:Year>
-    <b:RefOrder>4</b:RefOrder>
-  </b:Source>
-  <b:Source>
-    <b:Tag>IEE16</b:Tag>
-    <b:SourceType>DocumentFromInternetSite</b:SourceType>
-    <b:Guid>{97BD57D2-11B8-447F-901E-4E8088220F75}</b:Guid>
-    <b:Title>IEEE Editorial Style Manual</b:Title>
-    <b:Year>2016</b:Year>
-    <b:URL>https://www.ieee.org/documents/style_manual.pdf</b:URL>
-    <b:RefOrder>5</b:RefOrder>
-  </b:Source>
-</b:Sources>
+<file path=customXml/item3.xml><?xml version="1.0" encoding="utf-8"?>
+<p:properties xmlns:p="http://schemas.microsoft.com/office/2006/metadata/properties" xmlns:xsi="http://www.w3.org/2001/XMLSchema-instance" xmlns:pc="http://schemas.microsoft.com/office/infopath/2007/PartnerControls">
+  <documentManagement/>
+</p:properties>
 </file>
 
-<file path=customXml/item3.xml><?xml version="1.0" encoding="utf-8"?>
+<file path=customXml/item4.xml><?xml version="1.0" encoding="utf-8"?>
 <?mso-contentType ?>
 <FormTemplates xmlns="http://schemas.microsoft.com/sharepoint/v3/contenttype/forms">
   <Display>DocumentLibraryForm</Display>
@@ -19653,13 +19418,15 @@
 </FormTemplates>
 </file>
 
-<file path=customXml/item4.xml><?xml version="1.0" encoding="utf-8"?>
-<p:properties xmlns:p="http://schemas.microsoft.com/office/2006/metadata/properties" xmlns:xsi="http://www.w3.org/2001/XMLSchema-instance" xmlns:pc="http://schemas.microsoft.com/office/infopath/2007/PartnerControls">
-  <documentManagement/>
-</p:properties>
+<file path=customXml/itemProps1.xml><?xml version="1.0" encoding="utf-8"?>
+<ds:datastoreItem xmlns:ds="http://schemas.openxmlformats.org/officeDocument/2006/customXml" ds:itemID="{03AC101E-0BBA-4FFC-8012-7139A2716DAD}">
+  <ds:schemaRefs>
+    <ds:schemaRef ds:uri="http://schemas.openxmlformats.org/officeDocument/2006/bibliography"/>
+  </ds:schemaRefs>
+</ds:datastoreItem>
 </file>
 
-<file path=customXml/itemProps1.xml><?xml version="1.0" encoding="utf-8"?>
+<file path=customXml/itemProps2.xml><?xml version="1.0" encoding="utf-8"?>
 <ds:datastoreItem xmlns:ds="http://schemas.openxmlformats.org/officeDocument/2006/customXml" ds:itemID="{F0FBA808-35DE-48F8-9DDA-62E299FB953F}">
   <ds:schemaRefs>
     <ds:schemaRef ds:uri="http://schemas.microsoft.com/office/2006/metadata/contentType"/>
@@ -19675,27 +19442,19 @@
 </ds:datastoreItem>
 </file>
 
-<file path=customXml/itemProps2.xml><?xml version="1.0" encoding="utf-8"?>
-<ds:datastoreItem xmlns:ds="http://schemas.openxmlformats.org/officeDocument/2006/customXml" ds:itemID="{03AC101E-0BBA-4FFC-8012-7139A2716DAD}">
-  <ds:schemaRefs>
-    <ds:schemaRef ds:uri="http://schemas.openxmlformats.org/officeDocument/2006/bibliography"/>
-  </ds:schemaRefs>
-</ds:datastoreItem>
-</file>
-
 <file path=customXml/itemProps3.xml><?xml version="1.0" encoding="utf-8"?>
-<ds:datastoreItem xmlns:ds="http://schemas.openxmlformats.org/officeDocument/2006/customXml" ds:itemID="{C2AA5EE4-408F-4C87-84FE-373F647483E3}">
-  <ds:schemaRefs>
-    <ds:schemaRef ds:uri="http://schemas.microsoft.com/sharepoint/v3/contenttype/forms"/>
-  </ds:schemaRefs>
-</ds:datastoreItem>
-</file>
-
-<file path=customXml/itemProps4.xml><?xml version="1.0" encoding="utf-8"?>
 <ds:datastoreItem xmlns:ds="http://schemas.openxmlformats.org/officeDocument/2006/customXml" ds:itemID="{8FB647D2-4A5D-4AC8-96D0-1D43032702F7}">
   <ds:schemaRefs>
     <ds:schemaRef ds:uri="http://schemas.microsoft.com/office/2006/metadata/properties"/>
     <ds:schemaRef ds:uri="http://schemas.microsoft.com/office/infopath/2007/PartnerControls"/>
   </ds:schemaRefs>
 </ds:datastoreItem>
+</file>
+
+<file path=customXml/itemProps4.xml><?xml version="1.0" encoding="utf-8"?>
+<ds:datastoreItem xmlns:ds="http://schemas.openxmlformats.org/officeDocument/2006/customXml" ds:itemID="{C2AA5EE4-408F-4C87-84FE-373F647483E3}">
+  <ds:schemaRefs>
+    <ds:schemaRef ds:uri="http://schemas.microsoft.com/sharepoint/v3/contenttype/forms"/>
+  </ds:schemaRefs>
+</ds:datastoreItem>
 </file>